--- a/GHCP_Enterprise_Enablement.docx
+++ b/GHCP_Enterprise_Enablement.docx
@@ -182,75 +182,12 @@
       </w:pPr>
       <w:r>
         <w:lastRenderedPageBreak/>
-        <w:t xml:space="preserve">Executive </w:t>
-      </w:r>
-      <w:r>
-        <w:t>Summary</w:t>
+        <w:t>Executive Summary</w:t>
       </w:r>
     </w:p>
     <w:p>
       <w:r>
-        <w:t xml:space="preserve">The </w:t>
-      </w:r>
-      <w:r>
-        <w:t>CSA started</w:t>
-      </w:r>
-      <w:r>
-        <w:t xml:space="preserve"> from a clean workstation and no personal GitHub account to a validated GitHub Copilot Enterprise experience across three surfaces: VS Code, the GitHub Copilot desktop app, and GitHub Copilot CLI running from PowerShell 7. The enabling dependency was not the application installation by itself. It was the identity chain: a secured personal Gmail identity</w:t>
-      </w:r>
-      <w:r>
-        <w:t xml:space="preserve"> (w</w:t>
-      </w:r>
-      <w:r>
-        <w:t>/</w:t>
-      </w:r>
-      <w:r>
-        <w:t xml:space="preserve"> MFA)</w:t>
-      </w:r>
-      <w:r>
-        <w:t xml:space="preserve"> created a personal GitHub account</w:t>
-      </w:r>
-      <w:r>
-        <w:t xml:space="preserve"> (w</w:t>
-      </w:r>
-      <w:r>
-        <w:t>/</w:t>
-      </w:r>
-      <w:r>
-        <w:t xml:space="preserve"> MFA)</w:t>
-      </w:r>
-      <w:r>
-        <w:t xml:space="preserve">, that account was linked to </w:t>
-      </w:r>
-      <w:r>
-        <w:t>CSA</w:t>
-      </w:r>
-      <w:r>
-        <w:t>’s Microsoft corporate identity</w:t>
-      </w:r>
-      <w:r>
-        <w:t xml:space="preserve"> (w</w:t>
-      </w:r>
-      <w:r>
-        <w:t>/</w:t>
-      </w:r>
-      <w:r>
-        <w:t xml:space="preserve"> MFA)</w:t>
-      </w:r>
-      <w:r>
-        <w:t xml:space="preserve">, resulting </w:t>
-      </w:r>
-      <w:r>
-        <w:t xml:space="preserve">in an GHCP </w:t>
-      </w:r>
-      <w:r>
-        <w:t xml:space="preserve">enterprise </w:t>
-      </w:r>
-      <w:r>
-        <w:t xml:space="preserve">license, </w:t>
-      </w:r>
-      <w:r>
-        <w:t>consumed by each client.</w:t>
+        <w:t>The CSA started from a clean workstation and no personal GitHub account to a validated GitHub Copilot Enterprise experience across three surfaces: VS Code, the GitHub Copilot desktop app, and GitHub Copilot CLI running from PowerShell 7. The enabling dependency was not the application installation by itself. It was the identity chain: a secured personal Gmail identity (w/ MFA) created a personal GitHub account (w/ MFA), that account was linked to CSA’s Microsoft corporate identity (w/ MFA), resulting in an GHCP enterprise license, consumed by each client.</w:t>
       </w:r>
     </w:p>
     <w:tbl>
@@ -315,7 +252,6 @@
             <w:vAlign w:val="center"/>
           </w:tcPr>
           <w:p>
-            <w:proofErr w:type="gramStart"/>
             <w:r>
               <w:rPr>
                 <w:b/>
@@ -324,7 +260,6 @@
               </w:rPr>
               <w:t>Final outcome</w:t>
             </w:r>
-            <w:proofErr w:type="gramEnd"/>
             <w:r>
               <w:rPr>
                 <w:b/>
@@ -338,14 +273,7 @@
                 <w:color w:val="33475B"/>
                 <w:sz w:val="18"/>
               </w:rPr>
-              <w:t>The CSA</w:t>
-            </w:r>
-            <w:r>
-              <w:rPr>
-                <w:color w:val="33475B"/>
-                <w:sz w:val="18"/>
-              </w:rPr>
-              <w:t xml:space="preserve"> could sign in with the linked personal GitHub account, see the enterprise Copilot entitlement, select the target model and context settings, and use both Microsoft Learn and Work IQ MCP tools from VS Code and the CLI.</w:t>
+              <w:t>The CSA could sign in with the linked personal GitHub account, see the enterprise Copilot entitlement, select the target model and context settings, and use both Microsoft Learn and Work IQ MCP tools from VS Code and the CLI.</w:t>
             </w:r>
           </w:p>
         </w:tc>
@@ -474,7 +402,19 @@
         <w:spacing w:after="60"/>
       </w:pPr>
       <w:r>
-        <w:t>Installed the Az PowerShell module for later Azure command-line authentication and management.</w:t>
+        <w:t xml:space="preserve">Installed the </w:t>
+      </w:r>
+      <w:hyperlink r:id="rId10">
+        <w:r>
+          <w:rPr>
+            <w:color w:val="0078D4"/>
+            <w:u w:val="single"/>
+          </w:rPr>
+          <w:t>Az PowerShell module</w:t>
+        </w:r>
+      </w:hyperlink>
+      <w:r>
+        <w:t xml:space="preserve"> for later Azure command-line authentication and management.</w:t>
       </w:r>
     </w:p>
     <w:p>
@@ -617,24 +557,7 @@
         <w:spacing w:after="60"/>
       </w:pPr>
       <w:r>
-        <w:t xml:space="preserve">Because </w:t>
-      </w:r>
-      <w:proofErr w:type="spellStart"/>
-      <w:r>
-        <w:t>the</w:t>
-      </w:r>
-      <w:proofErr w:type="spellEnd"/>
-      <w:r>
-        <w:t xml:space="preserve"> CSA</w:t>
-      </w:r>
-      <w:r>
-        <w:t xml:space="preserve"> did not already have a personal GitHub account, </w:t>
-      </w:r>
-      <w:r>
-        <w:t>they</w:t>
-      </w:r>
-      <w:r>
-        <w:t xml:space="preserve"> created a dedicated Gmail account for developer and GitHub use.</w:t>
+        <w:t>Because the CSA did not already have a personal GitHub account, they created a dedicated Gmail account for developer and GitHub use.</w:t>
       </w:r>
     </w:p>
     <w:p>
@@ -763,7 +686,19 @@
         <w:spacing w:after="60"/>
       </w:pPr>
       <w:r>
-        <w:t>On GitHub, selected Sign up and then Continue with Google.</w:t>
+        <w:t xml:space="preserve">On </w:t>
+      </w:r>
+      <w:hyperlink r:id="rId11">
+        <w:r>
+          <w:rPr>
+            <w:color w:val="0078D4"/>
+            <w:u w:val="single"/>
+          </w:rPr>
+          <w:t>GitHub</w:t>
+        </w:r>
+      </w:hyperlink>
+      <w:r>
+        <w:t>, selected Sign up and then Continue with Google.</w:t>
       </w:r>
     </w:p>
     <w:p>
@@ -892,7 +827,19 @@
         <w:spacing w:after="60"/>
       </w:pPr>
       <w:r>
-        <w:t>Navigated to Settings &gt; Password and authentication and enabled two-factor authentication.</w:t>
+        <w:t xml:space="preserve">Navigated to Settings &gt; Password and authentication and enabled </w:t>
+      </w:r>
+      <w:hyperlink r:id="rId12">
+        <w:r>
+          <w:rPr>
+            <w:color w:val="0078D4"/>
+            <w:u w:val="single"/>
+          </w:rPr>
+          <w:t>two-factor authentication</w:t>
+        </w:r>
+      </w:hyperlink>
+      <w:r>
+        <w:t>.</w:t>
       </w:r>
     </w:p>
     <w:p>
@@ -1040,7 +987,19 @@
         <w:spacing w:after="60"/>
       </w:pPr>
       <w:r>
-        <w:t>Opened the Microsoft GitHub Copilot enablement page and authenticated to the Microsoft Enterprise Managed User account. The session explicitly distinguished the corporate alias_microsoft profile from the personal GitHub profile.</w:t>
+        <w:t xml:space="preserve">Opened the </w:t>
+      </w:r>
+      <w:hyperlink r:id="rId13">
+        <w:r>
+          <w:rPr>
+            <w:color w:val="0078D4"/>
+            <w:u w:val="single"/>
+          </w:rPr>
+          <w:t>Microsoft GitHub Copilot enablement page</w:t>
+        </w:r>
+      </w:hyperlink>
+      <w:r>
+        <w:t xml:space="preserve"> and authenticated to the Microsoft Enterprise Managed User account. The session explicitly distinguished the corporate alias_microsoft profile from the personal GitHub profile.</w:t>
       </w:r>
     </w:p>
     <w:p>
@@ -1058,7 +1017,19 @@
         <w:spacing w:after="60"/>
       </w:pPr>
       <w:r>
-        <w:t>Reviewed the confirmation screen showing the personal GitHub username and the Microsoft corporate identity, then created the link.</w:t>
+        <w:t xml:space="preserve">Reviewed the </w:t>
+      </w:r>
+      <w:hyperlink r:id="rId14">
+        <w:r>
+          <w:rPr>
+            <w:color w:val="0078D4"/>
+            <w:u w:val="single"/>
+          </w:rPr>
+          <w:t>confirmation screen</w:t>
+        </w:r>
+      </w:hyperlink>
+      <w:r>
+        <w:t xml:space="preserve"> showing the personal GitHub username and the Microsoft corporate identity, then created the link.</w:t>
       </w:r>
     </w:p>
     <w:p>
@@ -1326,7 +1297,19 @@
         <w:spacing w:after="60"/>
       </w:pPr>
       <w:r>
-        <w:t>Prompted Copilot to add Work IQ MCP, approved the required registry access where available, selected Update Tools, and used “Am I logged into Work IQ? If not, prompt me to log in using Entra ID.”</w:t>
+        <w:t xml:space="preserve">Prompted Copilot to add </w:t>
+      </w:r>
+      <w:hyperlink r:id="rId15">
+        <w:r>
+          <w:rPr>
+            <w:color w:val="0078D4"/>
+            <w:u w:val="single"/>
+          </w:rPr>
+          <w:t>Work IQ MCP</w:t>
+        </w:r>
+      </w:hyperlink>
+      <w:r>
+        <w:t>, approved the required registry access where available, selected Update Tools, and used “Am I logged into Work IQ? If not, prompt me to log in using Entra ID.”</w:t>
       </w:r>
     </w:p>
     <w:p>
@@ -1451,7 +1434,19 @@
         <w:spacing w:after="60"/>
       </w:pPr>
       <w:r>
-        <w:t>Returned to the GitHub walkthrough, opened the Copilot app download page, downloaded the Windows x64 package, and installed the desktop application.</w:t>
+        <w:t xml:space="preserve">Returned to the GitHub walkthrough, opened the </w:t>
+      </w:r>
+      <w:hyperlink r:id="rId16">
+        <w:r>
+          <w:rPr>
+            <w:color w:val="0078D4"/>
+            <w:u w:val="single"/>
+          </w:rPr>
+          <w:t>Copilot app download page</w:t>
+        </w:r>
+      </w:hyperlink>
+      <w:r>
+        <w:t>, downloaded the Windows x64 package, and installed the desktop application.</w:t>
       </w:r>
     </w:p>
     <w:p>
@@ -1598,7 +1593,19 @@
         <w:spacing w:after="60"/>
       </w:pPr>
       <w:r>
-        <w:t>From VS Code, prompted Copilot to enable GitHub Copilot CLI and add the Microsoft Learn and Work IQ MCP configurations. The process installed or repaired the CLI and wrote the user-level MCP configuration.</w:t>
+        <w:t xml:space="preserve">From VS Code, prompted Copilot to enable </w:t>
+      </w:r>
+      <w:hyperlink r:id="rId17">
+        <w:r>
+          <w:rPr>
+            <w:color w:val="0078D4"/>
+            <w:u w:val="single"/>
+          </w:rPr>
+          <w:t>GitHub Copilot CLI</w:t>
+        </w:r>
+      </w:hyperlink>
+      <w:r>
+        <w:t xml:space="preserve"> and add the Microsoft Learn and Work IQ MCP configurations. The process installed or repaired the CLI and wrote the user-level MCP configuration.</w:t>
       </w:r>
     </w:p>
     <w:p>
@@ -2600,13 +2607,8 @@
         <w:jc w:val="center"/>
       </w:pPr>
       <w:r>
-        <w:t xml:space="preserve">How the components produce the </w:t>
+        <w:t>How the components produce the final outcome</w:t>
       </w:r>
-      <w:proofErr w:type="gramStart"/>
-      <w:r>
-        <w:t>final outcome</w:t>
-      </w:r>
-      <w:proofErr w:type="gramEnd"/>
     </w:p>
     <w:p>
       <w:pPr>
@@ -2638,7 +2640,7 @@
                     <pic:cNvPicPr/>
                   </pic:nvPicPr>
                   <pic:blipFill>
-                    <a:blip r:embed="rId10"/>
+                    <a:blip r:embed="rId18"/>
                     <a:stretch>
                       <a:fillRect/>
                     </a:stretch>
@@ -2722,7 +2724,7 @@
                     <pic:cNvPicPr/>
                   </pic:nvPicPr>
                   <pic:blipFill>
-                    <a:blip r:embed="rId11"/>
+                    <a:blip r:embed="rId19"/>
                     <a:stretch>
                       <a:fillRect/>
                     </a:stretch>
@@ -2779,7 +2781,7 @@
       <w:pPr>
         <w:pStyle w:val="ListBullet"/>
       </w:pPr>
-      <w:hyperlink r:id="rId12">
+      <w:hyperlink r:id="rId20">
         <w:r>
           <w:rPr>
             <w:color w:val="0078D4"/>
@@ -2796,7 +2798,7 @@
       <w:pPr>
         <w:pStyle w:val="ListBullet"/>
       </w:pPr>
-      <w:hyperlink r:id="rId13">
+      <w:hyperlink r:id="rId21">
         <w:r>
           <w:rPr>
             <w:color w:val="0078D4"/>
@@ -2813,7 +2815,7 @@
       <w:pPr>
         <w:pStyle w:val="ListBullet"/>
       </w:pPr>
-      <w:hyperlink r:id="rId14">
+      <w:hyperlink r:id="rId22">
         <w:r>
           <w:rPr>
             <w:color w:val="0078D4"/>
@@ -2830,7 +2832,7 @@
       <w:pPr>
         <w:pStyle w:val="ListBullet"/>
       </w:pPr>
-      <w:hyperlink r:id="rId15">
+      <w:hyperlink r:id="rId23">
         <w:r>
           <w:rPr>
             <w:color w:val="0078D4"/>
@@ -2847,7 +2849,7 @@
       <w:pPr>
         <w:pStyle w:val="ListBullet"/>
       </w:pPr>
-      <w:hyperlink r:id="rId16">
+      <w:hyperlink r:id="rId24">
         <w:r>
           <w:rPr>
             <w:color w:val="0078D4"/>
@@ -2861,6 +2863,504 @@
       </w:r>
     </w:p>
     <w:p>
+      <w:pPr>
+        <w:pStyle w:val="Heading2"/>
+        <w:rPr>
+          <w:color w:val="000000" w:themeColor="text1"/>
+          <w:u w:val="single"/>
+        </w:rPr>
+      </w:pPr>
+      <w:proofErr w:type="gramStart"/>
+      <w:r>
+        <w:rPr>
+          <w:color w:val="000000" w:themeColor="text1"/>
+          <w:u w:val="single"/>
+        </w:rPr>
+        <w:t>Setup</w:t>
+      </w:r>
+      <w:proofErr w:type="gramEnd"/>
+      <w:r>
+        <w:rPr>
+          <w:color w:val="000000" w:themeColor="text1"/>
+          <w:u w:val="single"/>
+        </w:rPr>
+        <w:t xml:space="preserve"> and workflow links</w:t>
+      </w:r>
+    </w:p>
+    <w:p>
+      <w:pPr>
+        <w:pStyle w:val="ListBullet"/>
+      </w:pPr>
+      <w:hyperlink r:id="rId25">
+        <w:r>
+          <w:rPr>
+            <w:color w:val="0078D4"/>
+            <w:u w:val="single"/>
+          </w:rPr>
+          <w:t>Create a personal GitHub account</w:t>
+        </w:r>
+      </w:hyperlink>
+      <w:r>
+        <w:t xml:space="preserve"> — GitHub sign-up page used for the personal identity.</w:t>
+      </w:r>
+    </w:p>
+    <w:p>
+      <w:pPr>
+        <w:pStyle w:val="ListBullet"/>
+      </w:pPr>
+      <w:hyperlink r:id="rId26">
+        <w:r>
+          <w:rPr>
+            <w:color w:val="0078D4"/>
+            <w:u w:val="single"/>
+          </w:rPr>
+          <w:t>GitHub two-factor authentication documentation</w:t>
+        </w:r>
+      </w:hyperlink>
+      <w:r>
+        <w:t xml:space="preserve"> — Official 2FA setup and recovery guidance.</w:t>
+      </w:r>
+    </w:p>
+    <w:p>
+      <w:pPr>
+        <w:pStyle w:val="ListBullet"/>
+      </w:pPr>
+      <w:hyperlink r:id="rId27">
+        <w:r>
+          <w:rPr>
+            <w:color w:val="0078D4"/>
+            <w:u w:val="single"/>
+          </w:rPr>
+          <w:t>Microsoft GitHub Copilot account-linking site</w:t>
+        </w:r>
+      </w:hyperlink>
+      <w:r>
+        <w:t xml:space="preserve"> — Links the personal GitHub account to the Microsoft FTE identity.</w:t>
+      </w:r>
+    </w:p>
+    <w:p>
+      <w:pPr>
+        <w:pStyle w:val="ListBullet"/>
+      </w:pPr>
+      <w:hyperlink r:id="rId28">
+        <w:r>
+          <w:rPr>
+            <w:color w:val="0078D4"/>
+            <w:u w:val="single"/>
+          </w:rPr>
+          <w:t>Microsoft Open Source portal</w:t>
+        </w:r>
+      </w:hyperlink>
+      <w:r>
+        <w:t xml:space="preserve"> — Confirms the Microsoft and GitHub accounts are linked.</w:t>
+      </w:r>
+    </w:p>
+    <w:p>
+      <w:pPr>
+        <w:pStyle w:val="ListBullet"/>
+      </w:pPr>
+      <w:hyperlink r:id="rId29">
+        <w:r>
+          <w:rPr>
+            <w:color w:val="0078D4"/>
+            <w:u w:val="single"/>
+          </w:rPr>
+          <w:t>Microsoft walkthrough for GitHub Copilot and VS Code</w:t>
+        </w:r>
+      </w:hyperlink>
+      <w:r>
+        <w:t xml:space="preserve"> — Additional first-party setup help.</w:t>
+      </w:r>
+    </w:p>
+    <w:p>
+      <w:pPr>
+        <w:pStyle w:val="ListBullet"/>
+      </w:pPr>
+      <w:hyperlink r:id="rId30">
+        <w:r>
+          <w:rPr>
+            <w:color w:val="0078D4"/>
+            <w:u w:val="single"/>
+          </w:rPr>
+          <w:t>GitHub Copilot app download page</w:t>
+        </w:r>
+      </w:hyperlink>
+      <w:r>
+        <w:t xml:space="preserve"> — Desktop app installer.</w:t>
+      </w:r>
+    </w:p>
+    <w:p>
+      <w:pPr>
+        <w:pStyle w:val="ListBullet"/>
+      </w:pPr>
+      <w:hyperlink r:id="rId31">
+        <w:r>
+          <w:rPr>
+            <w:color w:val="0078D4"/>
+            <w:u w:val="single"/>
+          </w:rPr>
+          <w:t>GitHub Copilot CLI how-to documentation</w:t>
+        </w:r>
+      </w:hyperlink>
+      <w:r>
+        <w:t xml:space="preserve"> — Official CLI usage and agent guidance.</w:t>
+      </w:r>
+    </w:p>
+    <w:p>
+      <w:pPr>
+        <w:pStyle w:val="ListBullet"/>
+      </w:pPr>
+      <w:hyperlink r:id="rId32">
+        <w:r>
+          <w:rPr>
+            <w:color w:val="0078D4"/>
+            <w:u w:val="single"/>
+          </w:rPr>
+          <w:t>Microsoft Dev Box Enablement Guide</w:t>
+        </w:r>
+      </w:hyperlink>
+      <w:r>
+        <w:t xml:space="preserve"> — Optional cloud workstation setup from the repository.</w:t>
+      </w:r>
+    </w:p>
+    <w:p>
+      <w:pPr>
+        <w:pStyle w:val="ListBullet"/>
+      </w:pPr>
+      <w:hyperlink r:id="rId33">
+        <w:r>
+          <w:rPr>
+            <w:color w:val="0078D4"/>
+            <w:u w:val="single"/>
+          </w:rPr>
+          <w:t>Node.js LTS</w:t>
+        </w:r>
+      </w:hyperlink>
+      <w:r>
+        <w:t xml:space="preserve"> — MCP prerequisite runtime.</w:t>
+      </w:r>
+    </w:p>
+    <w:p>
+      <w:pPr>
+        <w:pStyle w:val="ListBullet"/>
+      </w:pPr>
+      <w:hyperlink r:id="rId34">
+        <w:r>
+          <w:rPr>
+            <w:color w:val="0078D4"/>
+            <w:u w:val="single"/>
+          </w:rPr>
+          <w:t>Git for Windows</w:t>
+        </w:r>
+      </w:hyperlink>
+      <w:r>
+        <w:t xml:space="preserve"> — MCP prerequisite tooling.</w:t>
+      </w:r>
+    </w:p>
+    <w:p>
+      <w:pPr>
+        <w:pStyle w:val="ListBullet"/>
+      </w:pPr>
+      <w:hyperlink r:id="rId35">
+        <w:r>
+          <w:rPr>
+            <w:color w:val="0078D4"/>
+            <w:u w:val="single"/>
+          </w:rPr>
+          <w:t>Context7 dashboard</w:t>
+        </w:r>
+      </w:hyperlink>
+      <w:r>
+        <w:t xml:space="preserve"> — Optional API key for higher rate limits.</w:t>
+      </w:r>
+    </w:p>
+    <w:p>
+      <w:pPr>
+        <w:pStyle w:val="ListBullet"/>
+      </w:pPr>
+      <w:hyperlink r:id="rId36">
+        <w:r>
+          <w:rPr>
+            <w:color w:val="0078D4"/>
+            <w:u w:val="single"/>
+          </w:rPr>
+          <w:t>WorkIQ repository and license terms</w:t>
+        </w:r>
+      </w:hyperlink>
+      <w:r>
+        <w:t xml:space="preserve"> — EULA and WorkIQ reference.</w:t>
+      </w:r>
+    </w:p>
+    <w:p>
+      <w:pPr>
+        <w:pStyle w:val="ListBullet"/>
+      </w:pPr>
+      <w:hyperlink r:id="rId37">
+        <w:r>
+          <w:rPr>
+            <w:color w:val="0078D4"/>
+            <w:u w:val="single"/>
+          </w:rPr>
+          <w:t>WorkIQ tenant administrator enablement guide</w:t>
+        </w:r>
+      </w:hyperlink>
+      <w:r>
+        <w:t xml:space="preserve"> — Required when admin consent appears.</w:t>
+      </w:r>
+    </w:p>
+    <w:p>
+      <w:pPr>
+        <w:pStyle w:val="ListBullet"/>
+      </w:pPr>
+      <w:hyperlink r:id="rId38">
+        <w:r>
+          <w:rPr>
+            <w:color w:val="0078D4"/>
+            <w:u w:val="single"/>
+          </w:rPr>
+          <w:t>Microsoft AI Community of Interest</w:t>
+        </w:r>
+      </w:hyperlink>
+      <w:r>
+        <w:t xml:space="preserve"> — Peer support and events.</w:t>
+      </w:r>
+    </w:p>
+    <w:p>
+      <w:pPr>
+        <w:pStyle w:val="ListBullet"/>
+      </w:pPr>
+      <w:hyperlink r:id="rId39">
+        <w:r>
+          <w:rPr>
+            <w:color w:val="0078D4"/>
+            <w:u w:val="single"/>
+          </w:rPr>
+          <w:t>Microsoft AI community on Viva Engage</w:t>
+        </w:r>
+      </w:hyperlink>
+      <w:r>
+        <w:t xml:space="preserve"> — Community discussion space.</w:t>
+      </w:r>
+    </w:p>
+    <w:p>
+      <w:pPr>
+        <w:pStyle w:val="ListBullet"/>
+      </w:pPr>
+      <w:hyperlink r:id="rId40">
+        <w:r>
+          <w:rPr>
+            <w:color w:val="0078D4"/>
+            <w:u w:val="single"/>
+          </w:rPr>
+          <w:t>Product Maker AI Workspace video how-to</w:t>
+        </w:r>
+      </w:hyperlink>
+      <w:r>
+        <w:t xml:space="preserve"> — Optional advanced workflow built on this setup.</w:t>
+      </w:r>
+    </w:p>
+    <w:p>
+      <w:pPr>
+        <w:pStyle w:val="ListBullet"/>
+      </w:pPr>
+      <w:hyperlink r:id="rId41">
+        <w:r>
+          <w:rPr>
+            <w:color w:val="0078D4"/>
+            <w:u w:val="single"/>
+          </w:rPr>
+          <w:t>Handy</w:t>
+        </w:r>
+      </w:hyperlink>
+      <w:r>
+        <w:t xml:space="preserve"> — Featured alongside GitHub Copilot CLI, MCP, and Copilot Skills.</w:t>
+      </w:r>
+    </w:p>
+    <w:p>
+      <w:pPr>
+        <w:pStyle w:val="Heading2"/>
+        <w:rPr>
+          <w:color w:val="000000" w:themeColor="text1"/>
+          <w:u w:val="single"/>
+        </w:rPr>
+      </w:pPr>
+      <w:r>
+        <w:rPr>
+          <w:color w:val="000000" w:themeColor="text1"/>
+          <w:u w:val="single"/>
+        </w:rPr>
+        <w:t>Valuable resources from the repository README</w:t>
+      </w:r>
+    </w:p>
+    <w:p>
+      <w:pPr>
+        <w:pStyle w:val="ListBullet"/>
+      </w:pPr>
+      <w:hyperlink r:id="rId42">
+        <w:r>
+          <w:rPr>
+            <w:color w:val="0078D4"/>
+            <w:u w:val="single"/>
+          </w:rPr>
+          <w:t>Jesse Vincent — SUPERPOWERS (supported by Anthropic)</w:t>
+        </w:r>
+      </w:hyperlink>
+    </w:p>
+    <w:p>
+      <w:pPr>
+        <w:pStyle w:val="ListBullet"/>
+      </w:pPr>
+      <w:hyperlink r:id="rId43">
+        <w:r>
+          <w:rPr>
+            <w:color w:val="0078D4"/>
+            <w:u w:val="single"/>
+          </w:rPr>
+          <w:t>Making Windows Terminal Awesome with GitHub Copilot CLI</w:t>
+        </w:r>
+      </w:hyperlink>
+    </w:p>
+    <w:p>
+      <w:pPr>
+        <w:pStyle w:val="ListBullet"/>
+      </w:pPr>
+      <w:hyperlink r:id="rId44">
+        <w:r>
+          <w:rPr>
+            <w:color w:val="0078D4"/>
+            <w:u w:val="single"/>
+          </w:rPr>
+          <w:t>Awesome Agent Skills from leading development teams and the community</w:t>
+        </w:r>
+      </w:hyperlink>
+    </w:p>
+    <w:p>
+      <w:pPr>
+        <w:pStyle w:val="ListBullet"/>
+      </w:pPr>
+      <w:hyperlink r:id="rId45">
+        <w:r>
+          <w:rPr>
+            <w:color w:val="0078D4"/>
+            <w:u w:val="single"/>
+          </w:rPr>
+          <w:t>Tim Myers — GenAI Spec-Driven Development demos</w:t>
+        </w:r>
+      </w:hyperlink>
+    </w:p>
+    <w:p>
+      <w:pPr>
+        <w:pStyle w:val="ListBullet"/>
+      </w:pPr>
+      <w:hyperlink r:id="rId46">
+        <w:r>
+          <w:rPr>
+            <w:color w:val="0078D4"/>
+            <w:u w:val="single"/>
+          </w:rPr>
+          <w:t>Microsoft Teams MCP reference</w:t>
+        </w:r>
+      </w:hyperlink>
+    </w:p>
+    <w:p>
+      <w:pPr>
+        <w:pStyle w:val="ListBullet"/>
+      </w:pPr>
+      <w:hyperlink r:id="rId47">
+        <w:r>
+          <w:rPr>
+            <w:color w:val="0078D4"/>
+            <w:u w:val="single"/>
+          </w:rPr>
+          <w:t>Microsoft GitHub Copilot SDK</w:t>
+        </w:r>
+      </w:hyperlink>
+    </w:p>
+    <w:p>
+      <w:pPr>
+        <w:pStyle w:val="ListBullet"/>
+      </w:pPr>
+      <w:hyperlink r:id="rId48">
+        <w:r>
+          <w:rPr>
+            <w:color w:val="0078D4"/>
+            <w:u w:val="single"/>
+          </w:rPr>
+          <w:t>Microsoft PowerShell Azure module (Az)</w:t>
+        </w:r>
+      </w:hyperlink>
+    </w:p>
+    <w:p>
+      <w:pPr>
+        <w:pStyle w:val="ListBullet"/>
+      </w:pPr>
+      <w:hyperlink r:id="rId49">
+        <w:r>
+          <w:rPr>
+            <w:color w:val="0078D4"/>
+            <w:u w:val="single"/>
+          </w:rPr>
+          <w:t>Microsoft Graph MCP Server overview</w:t>
+        </w:r>
+      </w:hyperlink>
+    </w:p>
+    <w:p>
+      <w:pPr>
+        <w:pStyle w:val="ListBullet"/>
+      </w:pPr>
+      <w:hyperlink r:id="rId50">
+        <w:r>
+          <w:rPr>
+            <w:color w:val="0078D4"/>
+            <w:u w:val="single"/>
+          </w:rPr>
+          <w:t>Microsoft Sentinel data lake MCP overview</w:t>
+        </w:r>
+      </w:hyperlink>
+    </w:p>
+    <w:p>
+      <w:pPr>
+        <w:pStyle w:val="ListBullet"/>
+      </w:pPr>
+      <w:hyperlink r:id="rId51">
+        <w:r>
+          <w:rPr>
+            <w:color w:val="0078D4"/>
+            <w:u w:val="single"/>
+          </w:rPr>
+          <w:t>GitHub Copilot documentation</w:t>
+        </w:r>
+      </w:hyperlink>
+    </w:p>
+    <w:p>
+      <w:pPr>
+        <w:pStyle w:val="ListBullet"/>
+      </w:pPr>
+      <w:hyperlink r:id="rId52">
+        <w:r>
+          <w:rPr>
+            <w:color w:val="0078D4"/>
+            <w:u w:val="single"/>
+          </w:rPr>
+          <w:t>John Saville YouTube channel</w:t>
+        </w:r>
+      </w:hyperlink>
+    </w:p>
+    <w:p>
+      <w:pPr>
+        <w:pStyle w:val="ListBullet"/>
+      </w:pPr>
+      <w:hyperlink r:id="rId53">
+        <w:r>
+          <w:rPr>
+            <w:color w:val="0078D4"/>
+            <w:u w:val="single"/>
+          </w:rPr>
+          <w:t>Azure Friday</w:t>
+        </w:r>
+      </w:hyperlink>
+    </w:p>
+    <w:p>
       <w:r>
         <w:rPr>
           <w:b/>
@@ -2872,12 +3372,12 @@
       </w:r>
     </w:p>
     <w:sectPr>
-      <w:headerReference w:type="even" r:id="rId17"/>
-      <w:headerReference w:type="default" r:id="rId18"/>
-      <w:footerReference w:type="even" r:id="rId19"/>
-      <w:footerReference w:type="default" r:id="rId20"/>
-      <w:headerReference w:type="first" r:id="rId21"/>
-      <w:footerReference w:type="first" r:id="rId22"/>
+      <w:headerReference w:type="even" r:id="rId54"/>
+      <w:headerReference w:type="default" r:id="rId55"/>
+      <w:footerReference w:type="even" r:id="rId56"/>
+      <w:footerReference w:type="default" r:id="rId57"/>
+      <w:headerReference w:type="first" r:id="rId58"/>
+      <w:footerReference w:type="first" r:id="rId59"/>
       <w:pgSz w:w="12240" w:h="15840"/>
       <w:pgMar w:top="1037" w:right="1181" w:bottom="979" w:left="1181" w:header="720" w:footer="720" w:gutter="0"/>
       <w:cols w:space="720"/>
